--- a/docs/beginner-guides/chapters/25 Nexora member portal journeys.docx
+++ b/docs/beginner-guides/chapters/25 Nexora member portal journeys.docx
@@ -22,7 +22,7 @@
     <w:p>
       <w:pPr/>
       <w:r>
-        <w:t>Source snapshot 13 October 2026 at 17:12 UTC</w:t>
+        <w:t>Source snapshot 14 October 2026 at 06:41 UTC</w:t>
       </w:r>
     </w:p>
     <w:p>
@@ -380,7 +380,7 @@
               <w:pStyle w:val="TableBody"/>
             </w:pPr>
             <w:r>
-              <w:t>S0399 PortalEndpoints.cs</w:t>
+              <w:t>S0400 PortalEndpoints.cs</w:t>
             </w:r>
           </w:p>
         </w:tc>
@@ -445,7 +445,7 @@
               <w:pStyle w:val="TableBody"/>
             </w:pPr>
             <w:r>
-              <w:t>S0376 PortalOrganisationGrant.cs</w:t>
+              <w:t>S0377 PortalOrganisationGrant.cs</w:t>
             </w:r>
           </w:p>
         </w:tc>
@@ -508,7 +508,7 @@
         <w:rPr>
           <w:b/>
         </w:rPr>
-        <w:t>Server S0399</w:t>
+        <w:t>Server S0400</w:t>
       </w:r>
     </w:p>
     <w:p>
@@ -531,7 +531,7 @@
         <w:rPr>
           <w:b/>
         </w:rPr>
-        <w:t>Data S0376</w:t>
+        <w:t>Data S0377</w:t>
       </w:r>
     </w:p>
     <w:p>
@@ -688,7 +688,7 @@
         <w:keepNext/>
       </w:pPr>
       <w:r>
-        <w:t>Source reference S0399 backend/src/Modules/Nexora.Modules.Identity/PortalEndpoints.cs</w:t>
+        <w:t>Source reference S0400 backend/src/Modules/Nexora.Modules.Identity/PortalEndpoints.cs</w:t>
       </w:r>
     </w:p>
     <w:p>
@@ -723,7 +723,7 @@
         <w:keepNext/>
       </w:pPr>
       <w:r>
-        <w:t>Source reference S0376 backend/src/Modules/Nexora.Modules.Identity/Domain/PortalOrganisationGrant.cs</w:t>
+        <w:t>Source reference S0377 backend/src/Modules/Nexora.Modules.Identity/Domain/PortalOrganisationGrant.cs</w:t>
       </w:r>
     </w:p>
     <w:p>
